--- a/Готовые документы ПП11/Шумов В Отчёт.docx
+++ b/Готовые документы ПП11/Шумов В Отчёт.docx
@@ -3714,8 +3714,6 @@
           <w:szCs w:val="28"/>
         </w:rPr>
       </w:pPr>
-      <w:bookmarkStart w:id="30" w:name="_GoBack"/>
-      <w:bookmarkEnd w:id="30"/>
     </w:p>
     <w:p>
       <w:pPr>
@@ -5819,15 +5817,7 @@
           <w:sz w:val="28"/>
           <w:szCs w:val="28"/>
         </w:rPr>
-        <w:t>Функциональный анализ</w:t>
-      </w:r>
-      <w:r>
-        <w:rPr>
-          <w:b/>
-          <w:sz w:val="28"/>
-          <w:szCs w:val="28"/>
-        </w:rPr>
-        <w:t xml:space="preserve"> </w:t>
+        <w:t xml:space="preserve">Функциональный анализ </w:t>
       </w:r>
     </w:p>
     <w:p>
@@ -6158,6 +6148,12 @@
             <w:insideH w:val="single" w:color="auto" w:sz="4" w:space="0"/>
             <w:insideV w:val="single" w:color="auto" w:sz="4" w:space="0"/>
           </w:tblBorders>
+          <w:tblCellMar>
+            <w:top w:w="0" w:type="dxa"/>
+            <w:left w:w="108" w:type="dxa"/>
+            <w:bottom w:w="0" w:type="dxa"/>
+            <w:right w:w="108" w:type="dxa"/>
+          </w:tblCellMar>
         </w:tblPrEx>
         <w:tc>
           <w:tcPr>
@@ -11182,6 +11178,12 @@
             <w:insideH w:val="single" w:color="auto" w:sz="4" w:space="0"/>
             <w:insideV w:val="single" w:color="auto" w:sz="4" w:space="0"/>
           </w:tblBorders>
+          <w:tblCellMar>
+            <w:top w:w="0" w:type="dxa"/>
+            <w:left w:w="108" w:type="dxa"/>
+            <w:bottom w:w="0" w:type="dxa"/>
+            <w:right w:w="108" w:type="dxa"/>
+          </w:tblCellMar>
         </w:tblPrEx>
         <w:tc>
           <w:tcPr>
@@ -41704,6 +41706,66 @@
         <w:bidi w:val="0"/>
         <w:adjustRightInd/>
         <w:spacing w:line="276" w:lineRule="auto"/>
+        <w:ind w:left="0" w:leftChars="0" w:firstLine="0" w:firstLineChars="0"/>
+        <w:textAlignment w:val="auto"/>
+        <w:rPr>
+          <w:rFonts w:hint="default"/>
+          <w:sz w:val="28"/>
+          <w:szCs w:val="28"/>
+          <w:lang w:val="ru-RU"/>
+        </w:rPr>
+      </w:pPr>
+      <w:r>
+        <w:rPr>
+          <w:rFonts w:hint="default"/>
+          <w:sz w:val="28"/>
+          <w:szCs w:val="28"/>
+          <w:lang w:val="ru-RU"/>
+        </w:rPr>
+        <w:tab/>
+        <w:t xml:space="preserve">Ссылка на </w:t>
+      </w:r>
+      <w:r>
+        <w:rPr>
+          <w:rFonts w:hint="default"/>
+          <w:sz w:val="28"/>
+          <w:szCs w:val="28"/>
+          <w:lang w:val="en-US"/>
+        </w:rPr>
+        <w:t>github</w:t>
+      </w:r>
+      <w:r>
+        <w:rPr>
+          <w:rFonts w:hint="default"/>
+          <w:sz w:val="28"/>
+          <w:szCs w:val="28"/>
+          <w:lang w:val="ru-RU"/>
+        </w:rPr>
+        <w:t xml:space="preserve"> репозиторий</w:t>
+      </w:r>
+      <w:r>
+        <w:rPr>
+          <w:rFonts w:hint="default"/>
+          <w:sz w:val="28"/>
+          <w:szCs w:val="28"/>
+          <w:lang w:val="en-US"/>
+        </w:rPr>
+        <w:t>: https://github.com/VladKristoff/EduCore</w:t>
+      </w:r>
+    </w:p>
+    <w:p>
+      <w:pPr>
+        <w:pageBreakBefore w:val="0"/>
+        <w:widowControl/>
+        <w:kinsoku/>
+        <w:wordWrap/>
+        <w:overflowPunct/>
+        <w:topLinePunct w:val="0"/>
+        <w:autoSpaceDE/>
+        <w:autoSpaceDN/>
+        <w:bidi w:val="0"/>
+        <w:adjustRightInd/>
+        <w:spacing w:line="276" w:lineRule="auto"/>
         <w:ind w:firstLine="0"/>
         <w:textAlignment w:val="auto"/>
         <w:rPr>
@@ -41722,6 +41784,8 @@
         </w:rPr>
         <w:br w:type="page"/>
       </w:r>
+      <w:bookmarkStart w:id="30" w:name="_GoBack"/>
+      <w:bookmarkEnd w:id="30"/>
     </w:p>
     <w:p>
       <w:pPr>
